--- a/output/测试001_2026-01-31_2026-06-25_安全体检报告.docx
+++ b/output/测试001_2026-01-31_2026-06-25_安全体检报告.docx
@@ -215,7 +215,7 @@
     <w:p>
       <w:pPr/>
       <w:r>
-        <w:t>【资产统计】台账资产 19 个（已托管 0 个），核心资产 0 个（已托管 0 个）， 7 天内即将退库资产 329 个</w:t>
+        <w:t>【资产统计】台账资产 19 个（已托管 0 个），核心资产 0 个（已托管 0 个）， 7 天内即将退库资产 334 个</w:t>
       </w:r>
     </w:p>
     <w:p>
@@ -307,7 +307,7 @@
     <w:p>
       <w:pPr/>
       <w:r>
-        <w:t>本次安全体检中，您的核心业务系统「 业务系统3 、 业务系统1 、 等」存在 18 个安全风险，其中【 业务系统3 】风险较大，系统下的资产存在 10 个高危及以上的安全风险。</w:t>
+        <w:t>本次安全体检中，您的核心业务系统「 业务系统2 、 业务系统1 、 业务系统3 等」存在 20 个安全风险，其中【 业务系统2 】风险较大，系统下的资产存在 11 个高危及以上的安全风险。</w:t>
       </w:r>
     </w:p>
     <w:p>
@@ -1847,6 +1847,38 @@
           </w:tcPr>
           <w:p>
             <w:r>
+              <w:t>192.168.213.156 已托管 业务系统2</w:t>
+            </w:r>
+          </w:p>
+        </w:tc>
+        <w:tc>
+          <w:tcPr>
+            <w:tcW w:type="dxa" w:w="3213"/>
+          </w:tcPr>
+          <w:p>
+            <w:r>
+              <w:t>4</w:t>
+            </w:r>
+          </w:p>
+        </w:tc>
+        <w:tc>
+          <w:tcPr>
+            <w:tcW w:type="dxa" w:w="3213"/>
+          </w:tcPr>
+          <w:p>
+            <w:r>
+              <w:t>总计安全事件4个，其中，病毒木马&amp;C2外联4起，网站攻击&amp;漏洞攻击1起，其他事件0起 该资产尚未安装aES</w:t>
+            </w:r>
+          </w:p>
+        </w:tc>
+      </w:tr>
+      <w:tr>
+        <w:tc>
+          <w:tcPr>
+            <w:tcW w:type="dxa" w:w="3213"/>
+          </w:tcPr>
+          <w:p>
+            <w:r>
               <w:t>192.168.200.22 已托管 业务系统1</w:t>
             </w:r>
           </w:p>
@@ -1904,38 +1936,6 @@
           </w:p>
         </w:tc>
       </w:tr>
-      <w:tr>
-        <w:tc>
-          <w:tcPr>
-            <w:tcW w:type="dxa" w:w="3213"/>
-          </w:tcPr>
-          <w:p>
-            <w:r>
-              <w:t>10.24.152.0 暂无业务</w:t>
-            </w:r>
-          </w:p>
-        </w:tc>
-        <w:tc>
-          <w:tcPr>
-            <w:tcW w:type="dxa" w:w="3213"/>
-          </w:tcPr>
-          <w:p>
-            <w:r>
-              <w:t>2</w:t>
-            </w:r>
-          </w:p>
-        </w:tc>
-        <w:tc>
-          <w:tcPr>
-            <w:tcW w:type="dxa" w:w="3213"/>
-          </w:tcPr>
-          <w:p>
-            <w:r>
-              <w:t>该资产共发现在1个高危及以上漏洞 该资产尚未安装aES</w:t>
-            </w:r>
-          </w:p>
-        </w:tc>
-      </w:tr>
     </w:tbl>
     <w:p>
       <w:pPr/>
@@ -1960,7 +1960,7 @@
     <w:p>
       <w:pPr/>
       <w:r>
-        <w:t>近期处理告警共计 4641 个，其中监测并响应有效安全事件 24 起（严重事件 6 起、高危事件 6 起），其中托管资产事件 0 起，涉及资产 18 个；事件遏制 8 起（其中托管资产事件遏制 0 起）；已闭环 8 起，处置中 0 起（闭环率 33% ）。</w:t>
+        <w:t>近期处理告警共计 4641 个，其中监测并响应有效安全事件 24 起（严重事件 6 起、高危事件 6 起），其中托管资产事件 0 起，涉及资产 17 个；事件遏制 8 起（其中托管资产事件遏制 0 起）；已闭环 8 起，处置中 0 起（闭环率 33% ）。</w:t>
       </w:r>
     </w:p>
     <w:p>
@@ -2275,7 +2275,7 @@
           </w:tcPr>
           <w:p>
             <w:r>
-              <w:t>192.168.24.241</w:t>
+              <w:t>192.168.213.156</w:t>
             </w:r>
           </w:p>
         </w:tc>
@@ -2317,7 +2317,7 @@
           </w:tcPr>
           <w:p>
             <w:r>
-              <w:t>192.168.100.200</w:t>
+              <w:t>192.168.213.156</w:t>
             </w:r>
           </w:p>
         </w:tc>
@@ -2879,7 +2879,7 @@
           </w:tcPr>
           <w:p>
             <w:r>
-              <w:t>168.196.23.21</w:t>
+              <w:t>192.168.213.156</w:t>
             </w:r>
           </w:p>
         </w:tc>
@@ -3012,7 +3012,7 @@
       <w:r>
         <w:drawing>
           <wp:inline xmlns:a="http://schemas.openxmlformats.org/drawingml/2006/main" xmlns:pic="http://schemas.openxmlformats.org/drawingml/2006/picture">
-            <wp:extent cx="6120000" cy="8549583"/>
+            <wp:extent cx="6120000" cy="524166"/>
             <wp:docPr id="6" name="Picture 6"/>
             <wp:cNvGraphicFramePr>
               <a:graphicFrameLocks noChangeAspect="1"/>
@@ -3033,7 +3033,7 @@
                   <pic:spPr>
                     <a:xfrm>
                       <a:off x="0" y="0"/>
-                      <a:ext cx="6120000" cy="8549583"/>
+                      <a:ext cx="6120000" cy="524166"/>
                     </a:xfrm>
                     <a:prstGeom prst="rect"/>
                   </pic:spPr>
@@ -3084,7 +3084,7 @@
           </w:tcPr>
           <w:p>
             <w:r>
-              <w:t>主机外联成功将被感染银狐木马，利用主机的即时通讯软件在单位内部执行诈骗，或以内部员工合法身份窃取内部敏感数据。</w:t>
+              <w:t>漏洞利用攻击如果未及时发现和对抗，可能导致核心系统敏感数据泄露、主机被控挖矿、数据勒索加密等重大危害事件</w:t>
             </w:r>
           </w:p>
         </w:tc>
@@ -3106,7 +3106,7 @@
           </w:tcPr>
           <w:p>
             <w:r>
-              <w:t>600起银狐外联*2000元≈120万元（基于深信服安全运营中心2025年统计，平均每起银狐木马攻击造成的个人损失约2000元；）</w:t>
+              <w:t>2 个高危可利用漏洞*100万元≈ 200 万元（基于行业公开事例评估测算，单个漏洞利用攻击入侵成功导致的平均安全损失约 100 万元）</w:t>
             </w:r>
           </w:p>
         </w:tc>
@@ -3128,7 +3128,7 @@
           </w:tcPr>
           <w:p>
             <w:r>
-              <w:t>2025 年，银狐木马以远程控制+财务诈骗+数据窃取为主，非传统勒索加密，但造成企业直接经济损失超20亿元、受害企事业单位超 1000 家，以下为权威披露的典型高损失案例： 杭州某跨境电商（2025年5月，损失800万元） 攻击路径：伪装成银行账户年审通知钓鱼邮件，财务电脑中招，木马潜伏两周， 作案手法：监控微信聊天，自动篡改指令：将财务汇报的"暂不付款"篡改为"立即支付"，并伪造老板"已阅"回复。 损失：15分钟内 800 万货款转至境外账户，追回难度极大。 来源：浙江警方（2025年经济犯罪典型案例）</w:t>
+              <w:t>当前规模化的 RaaS 攻击手段主要探测识别 1 DAY 高危可利用漏洞后进行自动化利用攻击。 捷豹路虎遭勒索攻击致全球系统瘫痪 日期： 2025.9 至 2025.10.8 事件概要："Scattered Lapsus$ Hunters" 黑客组织利用 SAP NetWeaver（CVE-2025-31324）远程执行漏洞入侵内部网络，部署勒索软件并窃取数据。 影响描述：全球 IT 系统关闭，生产、销售、售后服务全面瘫痪； 33,000 名员工被安排休假；财务损失达 1.96 亿英镑； 10 月 8 日才完成系统重启。 基于国内安全咨询机构及厂商综合披露的数据显示，国内政企勒索支付的中位数为 100 万元</w:t>
             </w:r>
           </w:p>
         </w:tc>
